--- a/7 семестр/ПпЦП/черновик.docx
+++ b/7 семестр/ПпЦП/черновик.docx
@@ -452,17 +452,8 @@
           <w:b/>
           <w:bCs/>
         </w:rPr>
-        <w:t xml:space="preserve">ИЗНАЧАЛЬНО </w:t>
-      </w:r>
-      <w:proofErr w:type="gramStart"/>
-      <w:r>
-        <w:rPr>
-          <w:b/>
-          <w:bCs/>
-        </w:rPr>
-        <w:t>ИЗВЕСТНО</w:t>
-      </w:r>
-      <w:proofErr w:type="gramEnd"/>
+        <w:t>ИЗНАЧАЛЬНО ИЗВЕСТНО</w:t>
+      </w:r>
       <w:r>
         <w:t xml:space="preserve"> как описывать пакеты и расписания в виде математической модели, и как решать её с помощью программ вроде IBM CPLEX.</w:t>
       </w:r>
@@ -496,15 +487,7 @@
           <w:rFonts w:cs="Times New Roman"/>
           <w:szCs w:val="28"/>
         </w:rPr>
-        <w:t xml:space="preserve"> — расширить эту модель, добавив новые </w:t>
-      </w:r>
-      <w:proofErr w:type="gramStart"/>
-      <w:r>
-        <w:rPr>
-          <w:rFonts w:cs="Times New Roman"/>
-          <w:szCs w:val="28"/>
-        </w:rPr>
-        <w:t>условия:</w:t>
+        <w:t xml:space="preserve"> — расширить эту модель, добавив новые условия:</w:t>
       </w:r>
       <w:r>
         <w:rPr>
@@ -526,16 +509,7 @@
           <w:szCs w:val="28"/>
           <w:highlight w:val="magenta"/>
         </w:rPr>
-        <w:t>прибор</w:t>
-      </w:r>
-      <w:proofErr w:type="gramEnd"/>
-      <w:r>
-        <w:rPr>
-          <w:rFonts w:cs="Times New Roman"/>
-          <w:szCs w:val="28"/>
-          <w:highlight w:val="magenta"/>
-        </w:rPr>
-        <w:t xml:space="preserve"> иногда недоступен из-за обслуживания</w:t>
+        <w:t>прибор иногда недоступен из-за обслуживания</w:t>
       </w:r>
       <w:r>
         <w:rPr>
@@ -1075,17 +1049,14 @@
         <w:t xml:space="preserve">: бинарные переменные доступности прибора </w:t>
       </w:r>
       <w:proofErr w:type="spellStart"/>
-      <w:proofErr w:type="gramStart"/>
       <w:r>
         <w:t>ul,t</w:t>
       </w:r>
       <w:proofErr w:type="spellEnd"/>
-      <w:proofErr w:type="gramEnd"/>
       <w:r>
         <w:t xml:space="preserve">; дискретные уровни наработки/износа </w:t>
       </w:r>
       <w:proofErr w:type="spellStart"/>
-      <w:proofErr w:type="gramStart"/>
       <w:r>
         <w:t>sl,t</w:t>
       </w:r>
@@ -1093,7 +1064,6 @@
       <w:r>
         <w:t>.</w:t>
       </w:r>
-      <w:proofErr w:type="gramEnd"/>
     </w:p>
     <w:p>
       <w:pPr>
@@ -1131,23 +1101,16 @@
         <w:t xml:space="preserve">: времена обработки </w:t>
       </w:r>
       <w:proofErr w:type="spellStart"/>
-      <w:proofErr w:type="gramStart"/>
       <w:r>
         <w:t>pi,l</w:t>
       </w:r>
       <w:proofErr w:type="spellEnd"/>
-      <w:proofErr w:type="gramEnd"/>
       <w:r>
         <w:t xml:space="preserve"> и переналадки </w:t>
       </w:r>
       <w:proofErr w:type="spellStart"/>
-      <w:proofErr w:type="gramStart"/>
-      <w:r>
-        <w:t>ri,k</w:t>
-      </w:r>
-      <w:proofErr w:type="gramEnd"/>
-      <w:r>
-        <w:t>,l</w:t>
+      <w:r>
+        <w:t>ri,k,l</w:t>
       </w:r>
       <w:proofErr w:type="spellEnd"/>
       <w:r>
@@ -1391,7 +1354,84 @@
         <w:t>два предложения, объясняющие, какие именно элементы конвейера переводятся в переменные/ограничения MILP (пакеты → целочисленные переменные; порядок → бинарные переменные; времена начала/окончания → непрерывные переменные).</w:t>
       </w:r>
     </w:p>
+    <w:p>
+      <w:pPr>
+        <w:rPr>
+          <w:lang w:val="en-US"/>
+        </w:rPr>
+      </w:pPr>
+    </w:p>
+    <w:p>
+      <w:pPr>
+        <w:rPr>
+          <w:lang w:val="en-US"/>
+        </w:rPr>
+      </w:pPr>
+    </w:p>
+    <w:p>
+      <w:pPr>
+        <w:rPr>
+          <w:lang w:val="en-US"/>
+        </w:rPr>
+      </w:pPr>
+    </w:p>
+    <w:p>
+      <w:pPr>
+        <w:rPr>
+          <w:lang w:val="en-US"/>
+        </w:rPr>
+      </w:pPr>
+    </w:p>
+    <w:p>
+      <w:pPr>
+        <w:rPr>
+          <w:lang w:val="en-US"/>
+        </w:rPr>
+      </w:pPr>
+    </w:p>
+    <w:p>
+      <w:pPr>
+        <w:rPr>
+          <w:lang w:val="en-US"/>
+        </w:rPr>
+      </w:pPr>
+    </w:p>
+    <w:p>
+      <w:pPr>
+        <w:pStyle w:val="1"/>
+      </w:pPr>
+      <w:r>
+        <w:lastRenderedPageBreak/>
+        <w:t>ОБЗОР АНАЛОГОВ</w:t>
+      </w:r>
+    </w:p>
+    <w:p>
+      <w:r>
+        <w:t xml:space="preserve">Аналоги по принципу? Оптимизация расписаний / реализация </w:t>
+      </w:r>
+      <w:proofErr w:type="spellStart"/>
+      <w:r>
+        <w:t>Preventive</w:t>
+      </w:r>
+      <w:proofErr w:type="spellEnd"/>
+      <w:r>
+        <w:t xml:space="preserve"> </w:t>
+      </w:r>
+      <w:proofErr w:type="spellStart"/>
+      <w:r>
+        <w:t>maintenance</w:t>
+      </w:r>
+      <w:proofErr w:type="spellEnd"/>
+      <w:r>
+        <w:t xml:space="preserve"> (ПТО)</w:t>
+      </w:r>
+    </w:p>
     <w:p/>
+    <w:p>
+      <w:r>
+        <w:t>КАКИЕ КРИТЕРИИ СРАВНЕНИЯ</w:t>
+      </w:r>
+    </w:p>
     <w:sectPr>
       <w:pgSz w:w="11906" w:h="16838"/>
       <w:pgMar w:top="1134" w:right="850" w:bottom="1134" w:left="1701" w:header="708" w:footer="708" w:gutter="0"/>
@@ -3012,6 +3052,7 @@
   <w:style w:type="character" w:default="1" w:styleId="a0">
     <w:name w:val="Default Paragraph Font"/>
     <w:uiPriority w:val="1"/>
+    <w:semiHidden/>
     <w:unhideWhenUsed/>
   </w:style>
   <w:style w:type="table" w:default="1" w:styleId="a1">
